--- a/Hemant.CV.docx
+++ b/Hemant.CV.docx
@@ -1,6 +1,6 @@
 
 <file path=word/document.xml><?xml version="1.0" encoding="utf-8"?>
-<w:document xmlns:wpc="http://schemas.microsoft.com/office/word/2010/wordprocessingCanvas" xmlns:cx="http://schemas.microsoft.com/office/drawing/2014/chartex" xmlns:cx1="http://schemas.microsoft.com/office/drawing/2015/9/8/chartex" xmlns:cx2="http://schemas.microsoft.com/office/drawing/2015/10/21/chartex" xmlns:cx3="http://schemas.microsoft.com/office/drawing/2016/5/9/chartex" xmlns:cx4="http://schemas.microsoft.com/office/drawing/2016/5/10/chartex" xmlns:cx5="http://schemas.microsoft.com/office/drawing/2016/5/11/chartex" xmlns:cx6="http://schemas.microsoft.com/office/drawing/2016/5/12/chartex" xmlns:cx7="http://schemas.microsoft.com/office/drawing/2016/5/13/chartex" xmlns:cx8="http://schemas.microsoft.com/office/drawing/2016/5/14/chartex" xmlns:mc="http://schemas.openxmlformats.org/markup-compatibility/2006" xmlns:aink="http://schemas.microsoft.com/office/drawing/2016/ink" xmlns:am3d="http://schemas.microsoft.com/office/drawing/2017/model3d" xmlns:o="urn:schemas-microsoft-com:office:office" xmlns:oel="http://schemas.microsoft.com/office/2019/extlst" xmlns:r="http://schemas.openxmlformats.org/officeDocument/2006/relationships" xmlns:m="http://schemas.openxmlformats.org/officeDocument/2006/math" xmlns:v="urn:schemas-microsoft-com:vml" xmlns:wp14="http://schemas.microsoft.com/office/word/2010/wordprocessingDrawing" xmlns:wp="http://schemas.openxmlformats.org/drawingml/2006/wordprocessingDrawing" xmlns:w10="urn:schemas-microsoft-com:office:word" xmlns:w="http://schemas.openxmlformats.org/wordprocessingml/2006/main" xmlns:w14="http://schemas.microsoft.com/office/word/2010/wordml" xmlns:w15="http://schemas.microsoft.com/office/word/2012/wordml" xmlns:w16cex="http://schemas.microsoft.com/office/word/2018/wordml/cex" xmlns:w16cid="http://schemas.microsoft.com/office/word/2016/wordml/cid" xmlns:w16="http://schemas.microsoft.com/office/word/2018/wordml" xmlns:w16sdtdh="http://schemas.microsoft.com/office/word/2020/wordml/sdtdatahash" xmlns:w16se="http://schemas.microsoft.com/office/word/2015/wordml/symex" xmlns:wpg="http://schemas.microsoft.com/office/word/2010/wordprocessingGroup" xmlns:wpi="http://schemas.microsoft.com/office/word/2010/wordprocessingInk" xmlns:wne="http://schemas.microsoft.com/office/word/2006/wordml" xmlns:wps="http://schemas.microsoft.com/office/word/2010/wordprocessingShape" mc:Ignorable="w14 w15 w16se w16cid w16 w16cex w16sdtdh wp14">
+<w:document xmlns:wpc="http://schemas.microsoft.com/office/word/2010/wordprocessingCanvas" xmlns:cx="http://schemas.microsoft.com/office/drawing/2014/chartex" xmlns:cx1="http://schemas.microsoft.com/office/drawing/2015/9/8/chartex" xmlns:cx2="http://schemas.microsoft.com/office/drawing/2015/10/21/chartex" xmlns:cx3="http://schemas.microsoft.com/office/drawing/2016/5/9/chartex" xmlns:cx4="http://schemas.microsoft.com/office/drawing/2016/5/10/chartex" xmlns:cx5="http://schemas.microsoft.com/office/drawing/2016/5/11/chartex" xmlns:cx6="http://schemas.microsoft.com/office/drawing/2016/5/12/chartex" xmlns:cx7="http://schemas.microsoft.com/office/drawing/2016/5/13/chartex" xmlns:cx8="http://schemas.microsoft.com/office/drawing/2016/5/14/chartex" xmlns:mc="http://schemas.openxmlformats.org/markup-compatibility/2006" xmlns:aink="http://schemas.microsoft.com/office/drawing/2016/ink" xmlns:am3d="http://schemas.microsoft.com/office/drawing/2017/model3d" xmlns:o="urn:schemas-microsoft-com:office:office" xmlns:oel="http://schemas.microsoft.com/office/2019/extlst" xmlns:r="http://schemas.openxmlformats.org/officeDocument/2006/relationships" xmlns:m="http://schemas.openxmlformats.org/officeDocument/2006/math" xmlns:v="urn:schemas-microsoft-com:vml" xmlns:wp14="http://schemas.microsoft.com/office/word/2010/wordprocessingDrawing" xmlns:wp="http://schemas.openxmlformats.org/drawingml/2006/wordprocessingDrawing" xmlns:w10="urn:schemas-microsoft-com:office:word" xmlns:w="http://schemas.openxmlformats.org/wordprocessingml/2006/main" xmlns:w14="http://schemas.microsoft.com/office/word/2010/wordml" xmlns:w15="http://schemas.microsoft.com/office/word/2012/wordml" xmlns:w16cex="http://schemas.microsoft.com/office/word/2018/wordml/cex" xmlns:w16cid="http://schemas.microsoft.com/office/word/2016/wordml/cid" xmlns:w16="http://schemas.microsoft.com/office/word/2018/wordml" xmlns:w16du="http://schemas.microsoft.com/office/word/2023/wordml/word16du" xmlns:w16sdtdh="http://schemas.microsoft.com/office/word/2020/wordml/sdtdatahash" xmlns:w16sdtfl="http://schemas.microsoft.com/office/word/2024/wordml/sdtformatlock" xmlns:w16se="http://schemas.microsoft.com/office/word/2015/wordml/symex" xmlns:wpg="http://schemas.microsoft.com/office/word/2010/wordprocessingGroup" xmlns:wpi="http://schemas.microsoft.com/office/word/2010/wordprocessingInk" xmlns:wne="http://schemas.microsoft.com/office/word/2006/wordml" xmlns:wps="http://schemas.microsoft.com/office/word/2010/wordprocessingShape" mc:Ignorable="w14 w15 w16se w16cid w16 w16cex w16sdtdh w16sdtfl w16du wp14">
   <w:body>
     <w:tbl>
       <w:tblPr>
@@ -83,6 +83,7 @@
                       <w:color w:val="6D83B3"/>
                     </w:rPr>
                   </w:pPr>
+                  <w:proofErr w:type="gramStart"/>
                   <w:r>
                     <w:rPr>
                       <w:rFonts w:ascii="Arial" w:hAnsi="Arial" w:cs="Arial"/>
@@ -90,7 +91,17 @@
                       <w:bCs/>
                       <w:color w:val="6D83B3"/>
                     </w:rPr>
-                    <w:t xml:space="preserve">Citizenship : Indian ▪ </w:t>
+                    <w:t>Citizenship :</w:t>
+                  </w:r>
+                  <w:proofErr w:type="gramEnd"/>
+                  <w:r>
+                    <w:rPr>
+                      <w:rFonts w:ascii="Arial" w:hAnsi="Arial" w:cs="Arial"/>
+                      <w:b/>
+                      <w:bCs/>
+                      <w:color w:val="6D83B3"/>
+                    </w:rPr>
+                    <w:t xml:space="preserve"> Indian ▪ </w:t>
                   </w:r>
                   <w:r>
                     <w:rPr>
@@ -240,14 +251,25 @@
                       <w:color w:val="3B3E42"/>
                     </w:rPr>
                   </w:pPr>
-                  <w:r>
-                    <w:rPr>
-                      <w:rFonts w:ascii="Arial" w:hAnsi="Arial" w:cs="Arial"/>
-                      <w:b/>
-                      <w:bCs/>
-                      <w:color w:val="3B3E42"/>
-                    </w:rPr>
-                    <w:t xml:space="preserve">Tel : </w:t>
+                  <w:proofErr w:type="gramStart"/>
+                  <w:r>
+                    <w:rPr>
+                      <w:rFonts w:ascii="Arial" w:hAnsi="Arial" w:cs="Arial"/>
+                      <w:b/>
+                      <w:bCs/>
+                      <w:color w:val="3B3E42"/>
+                    </w:rPr>
+                    <w:t>Tel :</w:t>
+                  </w:r>
+                  <w:proofErr w:type="gramEnd"/>
+                  <w:r>
+                    <w:rPr>
+                      <w:rFonts w:ascii="Arial" w:hAnsi="Arial" w:cs="Arial"/>
+                      <w:b/>
+                      <w:bCs/>
+                      <w:color w:val="3B3E42"/>
+                    </w:rPr>
+                    <w:t xml:space="preserve"> </w:t>
                   </w:r>
                   <w:r>
                     <w:rPr>
@@ -267,6 +289,7 @@
                       <w:lang w:val="fr-FR"/>
                     </w:rPr>
                   </w:pPr>
+                  <w:proofErr w:type="gramStart"/>
                   <w:r>
                     <w:rPr>
                       <w:rFonts w:ascii="Arial" w:hAnsi="Arial" w:cs="Arial"/>
@@ -275,7 +298,18 @@
                       <w:color w:val="3B3E42"/>
                       <w:lang w:val="fr-FR"/>
                     </w:rPr>
-                    <w:t xml:space="preserve">Email : </w:t>
+                    <w:t>Email</w:t>
+                  </w:r>
+                  <w:proofErr w:type="gramEnd"/>
+                  <w:r>
+                    <w:rPr>
+                      <w:rFonts w:ascii="Arial" w:hAnsi="Arial" w:cs="Arial"/>
+                      <w:b/>
+                      <w:bCs/>
+                      <w:color w:val="3B3E42"/>
+                      <w:lang w:val="fr-FR"/>
+                    </w:rPr>
+                    <w:t xml:space="preserve"> : </w:t>
                   </w:r>
                   <w:r>
                     <w:rPr>
@@ -423,6 +457,7 @@
                       <w:color w:val="3B3E42"/>
                     </w:rPr>
                   </w:pPr>
+                  <w:proofErr w:type="gramStart"/>
                   <w:r>
                     <w:rPr>
                       <w:rFonts w:ascii="Arial" w:hAnsi="Arial" w:cs="Arial"/>
@@ -450,6 +485,7 @@
                     </w:rPr>
                     <w:t>:</w:t>
                   </w:r>
+                  <w:proofErr w:type="gramEnd"/>
                   <w:r>
                     <w:rPr>
                       <w:rFonts w:ascii="Arial" w:hAnsi="Arial" w:cs="Arial"/>
@@ -526,6 +562,7 @@
                       <w:color w:val="3B3E42"/>
                     </w:rPr>
                   </w:pPr>
+                  <w:proofErr w:type="gramStart"/>
                   <w:r>
                     <w:rPr>
                       <w:rFonts w:ascii="Arial" w:hAnsi="Arial" w:cs="Arial"/>
@@ -553,6 +590,7 @@
                     </w:rPr>
                     <w:t>:</w:t>
                   </w:r>
+                  <w:proofErr w:type="gramEnd"/>
                   <w:r>
                     <w:rPr>
                       <w:rFonts w:ascii="Arial" w:hAnsi="Arial" w:cs="Arial"/>
@@ -707,7 +745,25 @@
                       <w:bCs/>
                       <w:color w:val="3B3E42"/>
                     </w:rPr>
-                    <w:t>Experience (4.5+ years)</w:t>
+                    <w:t>Experience (</w:t>
+                  </w:r>
+                  <w:r>
+                    <w:rPr>
+                      <w:rFonts w:ascii="Arial" w:hAnsi="Arial" w:cs="Arial"/>
+                      <w:b/>
+                      <w:bCs/>
+                      <w:color w:val="3B3E42"/>
+                    </w:rPr>
+                    <w:t>6</w:t>
+                  </w:r>
+                  <w:r>
+                    <w:rPr>
+                      <w:rFonts w:ascii="Arial" w:hAnsi="Arial" w:cs="Arial"/>
+                      <w:b/>
+                      <w:bCs/>
+                      <w:color w:val="3B3E42"/>
+                    </w:rPr>
+                    <w:t>.5+ years)</w:t>
                   </w:r>
                 </w:p>
               </w:tc>
@@ -763,7 +819,45 @@
                       <w:bCs/>
                       <w:color w:val="3B3E42"/>
                     </w:rPr>
-                    <w:t xml:space="preserve"> Advertise.com, Hyderabad</w:t>
+                    <w:t xml:space="preserve"> </w:t>
+                  </w:r>
+                  <w:proofErr w:type="spellStart"/>
+                  <w:r>
+                    <w:rPr>
+                      <w:rFonts w:ascii="Arial" w:hAnsi="Arial" w:cs="Arial"/>
+                      <w:b/>
+                      <w:bCs/>
+                      <w:color w:val="3B3E42"/>
+                    </w:rPr>
+                    <w:t>miniOrange</w:t>
+                  </w:r>
+                  <w:proofErr w:type="spellEnd"/>
+                  <w:r>
+                    <w:rPr>
+                      <w:rFonts w:ascii="Arial" w:hAnsi="Arial" w:cs="Arial"/>
+                      <w:b/>
+                      <w:bCs/>
+                      <w:color w:val="3B3E42"/>
+                    </w:rPr>
+                    <w:t xml:space="preserve"> Security Software Pvt Ltd.</w:t>
+                  </w:r>
+                  <w:r>
+                    <w:rPr>
+                      <w:rFonts w:ascii="Arial" w:hAnsi="Arial" w:cs="Arial"/>
+                      <w:b/>
+                      <w:bCs/>
+                      <w:color w:val="3B3E42"/>
+                    </w:rPr>
+                    <w:t xml:space="preserve">, </w:t>
+                  </w:r>
+                  <w:r>
+                    <w:rPr>
+                      <w:rFonts w:ascii="Arial" w:hAnsi="Arial" w:cs="Arial"/>
+                      <w:b/>
+                      <w:bCs/>
+                      <w:color w:val="3B3E42"/>
+                    </w:rPr>
+                    <w:t>Pune</w:t>
                   </w:r>
                   <w:r>
                     <w:rPr>
@@ -785,6 +879,7 @@
                     </w:rPr>
                     <w:t>(</w:t>
                   </w:r>
+                  <w:proofErr w:type="gramStart"/>
                   <w:r>
                     <w:rPr>
                       <w:rFonts w:ascii="Arial" w:hAnsi="Arial" w:cs="Arial"/>
@@ -794,8 +889,9 @@
                       <w:sz w:val="16"/>
                       <w:szCs w:val="16"/>
                     </w:rPr>
-                    <w:t>April</w:t>
-                  </w:r>
+                    <w:t>March,</w:t>
+                  </w:r>
+                  <w:proofErr w:type="gramEnd"/>
                   <w:r>
                     <w:rPr>
                       <w:rFonts w:ascii="Arial" w:hAnsi="Arial" w:cs="Arial"/>
@@ -805,7 +901,7 @@
                       <w:sz w:val="16"/>
                       <w:szCs w:val="16"/>
                     </w:rPr>
-                    <w:t xml:space="preserve"> 2022</w:t>
+                    <w:t xml:space="preserve"> 202</w:t>
                   </w:r>
                   <w:r>
                     <w:rPr>
@@ -816,7 +912,7 @@
                       <w:sz w:val="16"/>
                       <w:szCs w:val="16"/>
                     </w:rPr>
-                    <w:t xml:space="preserve"> -</w:t>
+                    <w:t>4</w:t>
                   </w:r>
                   <w:r>
                     <w:rPr>
@@ -827,7 +923,7 @@
                       <w:sz w:val="16"/>
                       <w:szCs w:val="16"/>
                     </w:rPr>
-                    <w:t xml:space="preserve"> April,</w:t>
+                    <w:t xml:space="preserve"> -</w:t>
                   </w:r>
                   <w:r>
                     <w:rPr>
@@ -849,7 +945,7 @@
                       <w:sz w:val="16"/>
                       <w:szCs w:val="16"/>
                     </w:rPr>
-                    <w:t>2023 &amp; April, 2018</w:t>
+                    <w:t>Present</w:t>
                   </w:r>
                   <w:r>
                     <w:rPr>
@@ -860,18 +956,7 @@
                       <w:sz w:val="16"/>
                       <w:szCs w:val="16"/>
                     </w:rPr>
-                    <w:t xml:space="preserve"> - </w:t>
-                  </w:r>
-                  <w:r>
-                    <w:rPr>
-                      <w:rFonts w:ascii="Arial" w:hAnsi="Arial" w:cs="Arial"/>
-                      <w:b/>
-                      <w:bCs/>
-                      <w:color w:val="3B3E42"/>
-                      <w:sz w:val="16"/>
-                      <w:szCs w:val="16"/>
-                    </w:rPr>
-                    <w:t>Nov., 2019)</w:t>
+                    <w:t>)</w:t>
                   </w:r>
                 </w:p>
                 <w:p>
@@ -901,7 +986,7 @@
                       <w:rFonts w:ascii="Arial" w:hAnsi="Arial" w:cs="Arial"/>
                       <w:color w:val="3B3E42"/>
                     </w:rPr>
-                    <w:t>.</w:t>
+                    <w:t xml:space="preserve"> in Identity &amp; Access Management domain</w:t>
                   </w:r>
                 </w:p>
                 <w:p>
@@ -940,7 +1025,7 @@
                 <w:p>
                   <w:pPr>
                     <w:spacing w:before="80" w:after="120" w:line="240" w:lineRule="auto"/>
-                    <w:ind w:left="597"/>
+                    <w:ind w:left="589"/>
                     <w:jc w:val="left"/>
                     <w:rPr>
                       <w:rFonts w:ascii="Arial" w:hAnsi="Arial" w:cs="Arial"/>
@@ -956,34 +1041,7 @@
                       <w:bCs/>
                       <w:color w:val="3B3E42"/>
                     </w:rPr>
-                    <w:t xml:space="preserve">Senior Software Engineer </w:t>
-                  </w:r>
-                  <w:r>
-                    <w:rPr>
-                      <w:rFonts w:ascii="Arial" w:hAnsi="Arial" w:cs="Arial"/>
-                      <w:b/>
-                      <w:bCs/>
-                      <w:color w:val="3B3E42"/>
-                    </w:rPr>
-                    <w:t>|</w:t>
-                  </w:r>
-                  <w:r>
-                    <w:rPr>
-                      <w:rFonts w:ascii="Arial" w:hAnsi="Arial" w:cs="Arial"/>
-                      <w:b/>
-                      <w:bCs/>
-                      <w:color w:val="3B3E42"/>
-                    </w:rPr>
-                    <w:t xml:space="preserve"> ILANTUS Technologies, Bangalore</w:t>
-                  </w:r>
-                  <w:r>
-                    <w:rPr>
-                      <w:rFonts w:ascii="Arial" w:hAnsi="Arial" w:cs="Arial"/>
-                      <w:b/>
-                      <w:bCs/>
-                      <w:color w:val="3B3E42"/>
-                    </w:rPr>
-                    <w:t xml:space="preserve"> </w:t>
+                    <w:t xml:space="preserve">Senior Software Engineer | Advertise.com, Hyderabad </w:t>
                   </w:r>
                   <w:r>
                     <w:rPr>
@@ -994,8 +1052,9 @@
                       <w:sz w:val="16"/>
                       <w:szCs w:val="16"/>
                     </w:rPr>
-                    <w:t xml:space="preserve">(Sept., 2014 </w:t>
-                  </w:r>
+                    <w:t>(</w:t>
+                  </w:r>
+                  <w:proofErr w:type="gramStart"/>
                   <w:r>
                     <w:rPr>
                       <w:rFonts w:ascii="Arial" w:hAnsi="Arial" w:cs="Arial"/>
@@ -1005,7 +1064,7 @@
                       <w:sz w:val="16"/>
                       <w:szCs w:val="16"/>
                     </w:rPr>
-                    <w:t xml:space="preserve">- </w:t>
+                    <w:t>April</w:t>
                   </w:r>
                   <w:r>
                     <w:rPr>
@@ -1016,7 +1075,91 @@
                       <w:sz w:val="16"/>
                       <w:szCs w:val="16"/>
                     </w:rPr>
-                    <w:t>Oct., 2015)</w:t>
+                    <w:t>,</w:t>
+                  </w:r>
+                  <w:proofErr w:type="gramEnd"/>
+                  <w:r>
+                    <w:rPr>
+                      <w:rFonts w:ascii="Arial" w:hAnsi="Arial" w:cs="Arial"/>
+                      <w:b/>
+                      <w:bCs/>
+                      <w:color w:val="3B3E42"/>
+                      <w:sz w:val="16"/>
+                      <w:szCs w:val="16"/>
+                    </w:rPr>
+                    <w:t xml:space="preserve"> 2022 - </w:t>
+                  </w:r>
+                  <w:proofErr w:type="gramStart"/>
+                  <w:r>
+                    <w:rPr>
+                      <w:rFonts w:ascii="Arial" w:hAnsi="Arial" w:cs="Arial"/>
+                      <w:b/>
+                      <w:bCs/>
+                      <w:color w:val="3B3E42"/>
+                      <w:sz w:val="16"/>
+                      <w:szCs w:val="16"/>
+                    </w:rPr>
+                    <w:t>April,</w:t>
+                  </w:r>
+                  <w:proofErr w:type="gramEnd"/>
+                  <w:r>
+                    <w:rPr>
+                      <w:rFonts w:ascii="Arial" w:hAnsi="Arial" w:cs="Arial"/>
+                      <w:b/>
+                      <w:bCs/>
+                      <w:color w:val="3B3E42"/>
+                      <w:sz w:val="16"/>
+                      <w:szCs w:val="16"/>
+                    </w:rPr>
+                    <w:t xml:space="preserve"> 2023 &amp; </w:t>
+                  </w:r>
+                  <w:proofErr w:type="gramStart"/>
+                  <w:r>
+                    <w:rPr>
+                      <w:rFonts w:ascii="Arial" w:hAnsi="Arial" w:cs="Arial"/>
+                      <w:b/>
+                      <w:bCs/>
+                      <w:color w:val="3B3E42"/>
+                      <w:sz w:val="16"/>
+                      <w:szCs w:val="16"/>
+                    </w:rPr>
+                    <w:t>April,</w:t>
+                  </w:r>
+                  <w:proofErr w:type="gramEnd"/>
+                  <w:r>
+                    <w:rPr>
+                      <w:rFonts w:ascii="Arial" w:hAnsi="Arial" w:cs="Arial"/>
+                      <w:b/>
+                      <w:bCs/>
+                      <w:color w:val="3B3E42"/>
+                      <w:sz w:val="16"/>
+                      <w:szCs w:val="16"/>
+                    </w:rPr>
+                    <w:t xml:space="preserve"> 2018 - </w:t>
+                  </w:r>
+                  <w:proofErr w:type="gramStart"/>
+                  <w:r>
+                    <w:rPr>
+                      <w:rFonts w:ascii="Arial" w:hAnsi="Arial" w:cs="Arial"/>
+                      <w:b/>
+                      <w:bCs/>
+                      <w:color w:val="3B3E42"/>
+                      <w:sz w:val="16"/>
+                      <w:szCs w:val="16"/>
+                    </w:rPr>
+                    <w:t>Nov.,</w:t>
+                  </w:r>
+                  <w:proofErr w:type="gramEnd"/>
+                  <w:r>
+                    <w:rPr>
+                      <w:rFonts w:ascii="Arial" w:hAnsi="Arial" w:cs="Arial"/>
+                      <w:b/>
+                      <w:bCs/>
+                      <w:color w:val="3B3E42"/>
+                      <w:sz w:val="16"/>
+                      <w:szCs w:val="16"/>
+                    </w:rPr>
+                    <w:t xml:space="preserve"> 2019)</w:t>
                   </w:r>
                 </w:p>
                 <w:p>
@@ -1039,14 +1182,7 @@
                       <w:rFonts w:ascii="Arial" w:hAnsi="Arial" w:cs="Arial"/>
                       <w:color w:val="3B3E42"/>
                     </w:rPr>
-                    <w:t xml:space="preserve">B2B product company </w:t>
-                  </w:r>
-                  <w:r>
-                    <w:rPr>
-                      <w:rFonts w:ascii="Arial" w:hAnsi="Arial" w:cs="Arial"/>
-                      <w:color w:val="3B3E42"/>
-                    </w:rPr>
-                    <w:t>in Identity &amp; Access Management domain.</w:t>
+                    <w:t>B2B product company.</w:t>
                   </w:r>
                 </w:p>
                 <w:p>
@@ -1069,7 +1205,136 @@
                       <w:rFonts w:ascii="Arial" w:hAnsi="Arial" w:cs="Arial"/>
                       <w:color w:val="3B3E42"/>
                     </w:rPr>
-                    <w:t>Responsible for developing and managing the browser extension for Firefox and Google Chrome.</w:t>
+                    <w:t>Responsible for managing their browser extension and other products.</w:t>
+                  </w:r>
+                </w:p>
+                <w:p>
+                  <w:pPr>
+                    <w:spacing w:before="80" w:after="120" w:line="240" w:lineRule="auto"/>
+                    <w:jc w:val="left"/>
+                    <w:rPr>
+                      <w:rFonts w:ascii="Arial" w:hAnsi="Arial" w:cs="Arial"/>
+                      <w:color w:val="3B3E42"/>
+                    </w:rPr>
+                  </w:pPr>
+                </w:p>
+                <w:p>
+                  <w:pPr>
+                    <w:spacing w:before="80" w:after="120" w:line="240" w:lineRule="auto"/>
+                    <w:ind w:left="597"/>
+                    <w:jc w:val="left"/>
+                    <w:rPr>
+                      <w:rFonts w:ascii="Arial" w:hAnsi="Arial" w:cs="Arial"/>
+                      <w:b/>
+                      <w:bCs/>
+                      <w:color w:val="3B3E42"/>
+                    </w:rPr>
+                  </w:pPr>
+                  <w:r>
+                    <w:rPr>
+                      <w:rFonts w:ascii="Arial" w:hAnsi="Arial" w:cs="Arial"/>
+                      <w:b/>
+                      <w:bCs/>
+                      <w:color w:val="3B3E42"/>
+                    </w:rPr>
+                    <w:t xml:space="preserve">Senior Software Engineer </w:t>
+                  </w:r>
+                  <w:r>
+                    <w:rPr>
+                      <w:rFonts w:ascii="Arial" w:hAnsi="Arial" w:cs="Arial"/>
+                      <w:b/>
+                      <w:bCs/>
+                      <w:color w:val="3B3E42"/>
+                    </w:rPr>
+                    <w:t>|</w:t>
+                  </w:r>
+                  <w:r>
+                    <w:rPr>
+                      <w:rFonts w:ascii="Arial" w:hAnsi="Arial" w:cs="Arial"/>
+                      <w:b/>
+                      <w:bCs/>
+                      <w:color w:val="3B3E42"/>
+                    </w:rPr>
+                    <w:t xml:space="preserve"> ILANTUS Technologies, Bangalore</w:t>
+                  </w:r>
+                  <w:r>
+                    <w:rPr>
+                      <w:rFonts w:ascii="Arial" w:hAnsi="Arial" w:cs="Arial"/>
+                      <w:b/>
+                      <w:bCs/>
+                      <w:color w:val="3B3E42"/>
+                    </w:rPr>
+                    <w:t xml:space="preserve"> </w:t>
+                  </w:r>
+                  <w:r>
+                    <w:rPr>
+                      <w:rFonts w:ascii="Arial" w:hAnsi="Arial" w:cs="Arial"/>
+                      <w:b/>
+                      <w:bCs/>
+                      <w:color w:val="3B3E42"/>
+                      <w:sz w:val="16"/>
+                      <w:szCs w:val="16"/>
+                    </w:rPr>
+                    <w:t>(</w:t>
+                  </w:r>
+                  <w:proofErr w:type="gramStart"/>
+                  <w:r>
+                    <w:rPr>
+                      <w:rFonts w:ascii="Arial" w:hAnsi="Arial" w:cs="Arial"/>
+                      <w:b/>
+                      <w:bCs/>
+                      <w:color w:val="3B3E42"/>
+                      <w:sz w:val="16"/>
+                      <w:szCs w:val="16"/>
+                    </w:rPr>
+                    <w:t>Sept.,</w:t>
+                  </w:r>
+                  <w:proofErr w:type="gramEnd"/>
+                  <w:r>
+                    <w:rPr>
+                      <w:rFonts w:ascii="Arial" w:hAnsi="Arial" w:cs="Arial"/>
+                      <w:b/>
+                      <w:bCs/>
+                      <w:color w:val="3B3E42"/>
+                      <w:sz w:val="16"/>
+                      <w:szCs w:val="16"/>
+                    </w:rPr>
+                    <w:t xml:space="preserve"> 2014 </w:t>
+                  </w:r>
+                  <w:r>
+                    <w:rPr>
+                      <w:rFonts w:ascii="Arial" w:hAnsi="Arial" w:cs="Arial"/>
+                      <w:b/>
+                      <w:bCs/>
+                      <w:color w:val="3B3E42"/>
+                      <w:sz w:val="16"/>
+                      <w:szCs w:val="16"/>
+                    </w:rPr>
+                    <w:t xml:space="preserve">- </w:t>
+                  </w:r>
+                  <w:proofErr w:type="gramStart"/>
+                  <w:r>
+                    <w:rPr>
+                      <w:rFonts w:ascii="Arial" w:hAnsi="Arial" w:cs="Arial"/>
+                      <w:b/>
+                      <w:bCs/>
+                      <w:color w:val="3B3E42"/>
+                      <w:sz w:val="16"/>
+                      <w:szCs w:val="16"/>
+                    </w:rPr>
+                    <w:t>Oct.,</w:t>
+                  </w:r>
+                  <w:proofErr w:type="gramEnd"/>
+                  <w:r>
+                    <w:rPr>
+                      <w:rFonts w:ascii="Arial" w:hAnsi="Arial" w:cs="Arial"/>
+                      <w:b/>
+                      <w:bCs/>
+                      <w:color w:val="3B3E42"/>
+                      <w:sz w:val="16"/>
+                      <w:szCs w:val="16"/>
+                    </w:rPr>
+                    <w:t xml:space="preserve"> 2015)</w:t>
                   </w:r>
                 </w:p>
                 <w:p>
@@ -1092,6 +1357,59 @@
                       <w:rFonts w:ascii="Arial" w:hAnsi="Arial" w:cs="Arial"/>
                       <w:color w:val="3B3E42"/>
                     </w:rPr>
+                    <w:t xml:space="preserve">B2B product company </w:t>
+                  </w:r>
+                  <w:r>
+                    <w:rPr>
+                      <w:rFonts w:ascii="Arial" w:hAnsi="Arial" w:cs="Arial"/>
+                      <w:color w:val="3B3E42"/>
+                    </w:rPr>
+                    <w:t>in Identity &amp; Access Management domain.</w:t>
+                  </w:r>
+                </w:p>
+                <w:p>
+                  <w:pPr>
+                    <w:pStyle w:val="ListParagraph"/>
+                    <w:numPr>
+                      <w:ilvl w:val="0"/>
+                      <w:numId w:val="9"/>
+                    </w:numPr>
+                    <w:spacing w:before="80" w:after="120" w:line="240" w:lineRule="auto"/>
+                    <w:ind w:left="1448"/>
+                    <w:jc w:val="left"/>
+                    <w:rPr>
+                      <w:rFonts w:ascii="Arial" w:hAnsi="Arial" w:cs="Arial"/>
+                      <w:color w:val="3B3E42"/>
+                    </w:rPr>
+                  </w:pPr>
+                  <w:r>
+                    <w:rPr>
+                      <w:rFonts w:ascii="Arial" w:hAnsi="Arial" w:cs="Arial"/>
+                      <w:color w:val="3B3E42"/>
+                    </w:rPr>
+                    <w:t>Responsible for developing and managing the browser extension for Firefox and Google Chrome.</w:t>
+                  </w:r>
+                </w:p>
+                <w:p>
+                  <w:pPr>
+                    <w:pStyle w:val="ListParagraph"/>
+                    <w:numPr>
+                      <w:ilvl w:val="0"/>
+                      <w:numId w:val="9"/>
+                    </w:numPr>
+                    <w:spacing w:before="80" w:after="120" w:line="240" w:lineRule="auto"/>
+                    <w:ind w:left="1448"/>
+                    <w:jc w:val="left"/>
+                    <w:rPr>
+                      <w:rFonts w:ascii="Arial" w:hAnsi="Arial" w:cs="Arial"/>
+                      <w:color w:val="3B3E42"/>
+                    </w:rPr>
+                  </w:pPr>
+                  <w:r>
+                    <w:rPr>
+                      <w:rFonts w:ascii="Arial" w:hAnsi="Arial" w:cs="Arial"/>
+                      <w:color w:val="3B3E42"/>
+                    </w:rPr>
                     <w:t>Introduced Thick Client SSO which helped company getting their biggest client. Company now holds patent for it.</w:t>
                   </w:r>
                 </w:p>
@@ -1135,6 +1453,7 @@
                     </w:rPr>
                     <w:t xml:space="preserve">| </w:t>
                   </w:r>
+                  <w:proofErr w:type="spellStart"/>
                   <w:r>
                     <w:rPr>
                       <w:rFonts w:ascii="Arial" w:hAnsi="Arial" w:cs="Arial"/>
@@ -1144,6 +1463,7 @@
                     </w:rPr>
                     <w:t>QScript</w:t>
                   </w:r>
+                  <w:proofErr w:type="spellEnd"/>
                   <w:r>
                     <w:rPr>
                       <w:rFonts w:ascii="Arial" w:hAnsi="Arial" w:cs="Arial"/>
@@ -1171,8 +1491,9 @@
                       <w:sz w:val="16"/>
                       <w:szCs w:val="16"/>
                     </w:rPr>
-                    <w:t xml:space="preserve">(July, 2013 </w:t>
-                  </w:r>
+                    <w:t>(</w:t>
+                  </w:r>
+                  <w:proofErr w:type="gramStart"/>
                   <w:r>
                     <w:rPr>
                       <w:rFonts w:ascii="Arial" w:hAnsi="Arial" w:cs="Arial"/>
@@ -1182,8 +1503,9 @@
                       <w:sz w:val="16"/>
                       <w:szCs w:val="16"/>
                     </w:rPr>
-                    <w:t xml:space="preserve">- </w:t>
-                  </w:r>
+                    <w:t>July,</w:t>
+                  </w:r>
+                  <w:proofErr w:type="gramEnd"/>
                   <w:r>
                     <w:rPr>
                       <w:rFonts w:ascii="Arial" w:hAnsi="Arial" w:cs="Arial"/>
@@ -1193,7 +1515,42 @@
                       <w:sz w:val="16"/>
                       <w:szCs w:val="16"/>
                     </w:rPr>
-                    <w:t>July, 2014)</w:t>
+                    <w:t xml:space="preserve"> 2013 </w:t>
+                  </w:r>
+                  <w:r>
+                    <w:rPr>
+                      <w:rFonts w:ascii="Arial" w:hAnsi="Arial" w:cs="Arial"/>
+                      <w:b/>
+                      <w:bCs/>
+                      <w:color w:val="3B3E42"/>
+                      <w:sz w:val="16"/>
+                      <w:szCs w:val="16"/>
+                    </w:rPr>
+                    <w:t xml:space="preserve">- </w:t>
+                  </w:r>
+                  <w:proofErr w:type="gramStart"/>
+                  <w:r>
+                    <w:rPr>
+                      <w:rFonts w:ascii="Arial" w:hAnsi="Arial" w:cs="Arial"/>
+                      <w:b/>
+                      <w:bCs/>
+                      <w:color w:val="3B3E42"/>
+                      <w:sz w:val="16"/>
+                      <w:szCs w:val="16"/>
+                    </w:rPr>
+                    <w:t>July,</w:t>
+                  </w:r>
+                  <w:proofErr w:type="gramEnd"/>
+                  <w:r>
+                    <w:rPr>
+                      <w:rFonts w:ascii="Arial" w:hAnsi="Arial" w:cs="Arial"/>
+                      <w:b/>
+                      <w:bCs/>
+                      <w:color w:val="3B3E42"/>
+                      <w:sz w:val="16"/>
+                      <w:szCs w:val="16"/>
+                    </w:rPr>
+                    <w:t xml:space="preserve"> 2014)</w:t>
                   </w:r>
                 </w:p>
                 <w:p>
@@ -1458,7 +1815,31 @@
                       <w:sz w:val="16"/>
                       <w:szCs w:val="16"/>
                     </w:rPr>
-                    <w:t>(August, 2009 - Present)</w:t>
+                    <w:t>(</w:t>
+                  </w:r>
+                  <w:proofErr w:type="gramStart"/>
+                  <w:r>
+                    <w:rPr>
+                      <w:rFonts w:ascii="Arial" w:hAnsi="Arial" w:cs="Arial"/>
+                      <w:b/>
+                      <w:bCs/>
+                      <w:color w:val="3B3E42"/>
+                      <w:sz w:val="16"/>
+                      <w:szCs w:val="16"/>
+                    </w:rPr>
+                    <w:t>August,</w:t>
+                  </w:r>
+                  <w:proofErr w:type="gramEnd"/>
+                  <w:r>
+                    <w:rPr>
+                      <w:rFonts w:ascii="Arial" w:hAnsi="Arial" w:cs="Arial"/>
+                      <w:b/>
+                      <w:bCs/>
+                      <w:color w:val="3B3E42"/>
+                      <w:sz w:val="16"/>
+                      <w:szCs w:val="16"/>
+                    </w:rPr>
+                    <w:t xml:space="preserve"> 2009 - Present)</w:t>
                   </w:r>
                 </w:p>
                 <w:p>
@@ -1504,7 +1885,23 @@
                       <w:rFonts w:ascii="Arial" w:hAnsi="Arial" w:cs="Arial"/>
                       <w:color w:val="3B3E42"/>
                     </w:rPr>
-                    <w:t>I was the ranked no. 1 freelancer in browser extension category for more than an year (this was the biggest freelancing website at the time).</w:t>
+                    <w:t xml:space="preserve">I was the ranked no. 1 freelancer in browser extension category for more than </w:t>
+                  </w:r>
+                  <w:proofErr w:type="gramStart"/>
+                  <w:r>
+                    <w:rPr>
+                      <w:rFonts w:ascii="Arial" w:hAnsi="Arial" w:cs="Arial"/>
+                      <w:color w:val="3B3E42"/>
+                    </w:rPr>
+                    <w:t>an</w:t>
+                  </w:r>
+                  <w:proofErr w:type="gramEnd"/>
+                  <w:r>
+                    <w:rPr>
+                      <w:rFonts w:ascii="Arial" w:hAnsi="Arial" w:cs="Arial"/>
+                      <w:color w:val="3B3E42"/>
+                    </w:rPr>
+                    <w:t xml:space="preserve"> year (this was the biggest freelancing website at the time).</w:t>
                   </w:r>
                 </w:p>
                 <w:p>
@@ -1522,12 +1919,21 @@
                       <w:color w:val="3B3E42"/>
                     </w:rPr>
                   </w:pPr>
-                  <w:r>
-                    <w:rPr>
-                      <w:rFonts w:ascii="Arial" w:hAnsi="Arial" w:cs="Arial"/>
-                      <w:color w:val="3B3E42"/>
-                    </w:rPr>
-                    <w:t>Profile : https://www.freelancer.com/u/hemantonpc</w:t>
+                  <w:proofErr w:type="gramStart"/>
+                  <w:r>
+                    <w:rPr>
+                      <w:rFonts w:ascii="Arial" w:hAnsi="Arial" w:cs="Arial"/>
+                      <w:color w:val="3B3E42"/>
+                    </w:rPr>
+                    <w:t>Profile :</w:t>
+                  </w:r>
+                  <w:proofErr w:type="gramEnd"/>
+                  <w:r>
+                    <w:rPr>
+                      <w:rFonts w:ascii="Arial" w:hAnsi="Arial" w:cs="Arial"/>
+                      <w:color w:val="3B3E42"/>
+                    </w:rPr>
+                    <w:t xml:space="preserve"> https://www.freelancer.com/u/hemantonpc</w:t>
                   </w:r>
                 </w:p>
               </w:tc>
@@ -1682,16 +2088,50 @@
                       <w:rFonts w:ascii="Arial" w:eastAsia="Arial" w:hAnsi="Arial" w:cs="Arial"/>
                       <w:color w:val="3B3E42"/>
                     </w:rPr>
-                    <w:t xml:space="preserve">Sparkle (Certificate of Appreciation for exceptional work in product development) – </w:t>
-                  </w:r>
+                    <w:t xml:space="preserve">Rockstar Performer </w:t>
+                  </w:r>
+                  <w:proofErr w:type="gramStart"/>
                   <w:r>
                     <w:rPr>
                       <w:rFonts w:ascii="Arial" w:eastAsia="Arial" w:hAnsi="Arial" w:cs="Arial"/>
-                      <w:b/>
-                      <w:bCs/>
-                      <w:color w:val="3B3E42"/>
-                    </w:rPr>
-                    <w:t>Advertise.com</w:t>
+                      <w:color w:val="3B3E42"/>
+                    </w:rPr>
+                    <w:t>Award</w:t>
+                  </w:r>
+                  <w:r>
+                    <w:rPr>
+                      <w:rFonts w:ascii="Arial" w:eastAsia="Arial" w:hAnsi="Arial" w:cs="Arial"/>
+                      <w:color w:val="3B3E42"/>
+                    </w:rPr>
+                    <w:t xml:space="preserve">  –</w:t>
+                  </w:r>
+                  <w:proofErr w:type="gramEnd"/>
+                  <w:r>
+                    <w:rPr>
+                      <w:rFonts w:ascii="Arial" w:eastAsia="Arial" w:hAnsi="Arial" w:cs="Arial"/>
+                      <w:color w:val="3B3E42"/>
+                    </w:rPr>
+                    <w:t xml:space="preserve"> </w:t>
+                  </w:r>
+                  <w:proofErr w:type="spellStart"/>
+                  <w:r>
+                    <w:rPr>
+                      <w:rFonts w:ascii="Arial" w:eastAsia="Arial" w:hAnsi="Arial" w:cs="Arial"/>
+                      <w:b/>
+                      <w:bCs/>
+                      <w:color w:val="3B3E42"/>
+                    </w:rPr>
+                    <w:t>miniOrange</w:t>
+                  </w:r>
+                  <w:proofErr w:type="spellEnd"/>
+                  <w:r>
+                    <w:rPr>
+                      <w:rFonts w:ascii="Arial" w:eastAsia="Arial" w:hAnsi="Arial" w:cs="Arial"/>
+                      <w:b/>
+                      <w:bCs/>
+                      <w:color w:val="3B3E42"/>
+                    </w:rPr>
+                    <w:t xml:space="preserve"> Security Software Pvt Ltd.</w:t>
                   </w:r>
                 </w:p>
                 <w:p>
@@ -1712,7 +2152,7 @@
                       <w:rFonts w:ascii="Arial" w:eastAsia="Arial" w:hAnsi="Arial" w:cs="Arial"/>
                       <w:color w:val="3B3E42"/>
                     </w:rPr>
-                    <w:t xml:space="preserve">Developer Champion – </w:t>
+                    <w:t xml:space="preserve">Sparkle (Certificate of Appreciation for exceptional work in product development) – </w:t>
                   </w:r>
                   <w:r>
                     <w:rPr>
@@ -1721,7 +2161,7 @@
                       <w:bCs/>
                       <w:color w:val="3B3E42"/>
                     </w:rPr>
-                    <w:t>Ilantus Technologies Pvt. Ltd.</w:t>
+                    <w:t>Advertise.com</w:t>
                   </w:r>
                 </w:p>
                 <w:p>
@@ -1742,7 +2182,16 @@
                       <w:rFonts w:ascii="Arial" w:eastAsia="Arial" w:hAnsi="Arial" w:cs="Arial"/>
                       <w:color w:val="3B3E42"/>
                     </w:rPr>
-                    <w:t>GATE 2011 Qualified.</w:t>
+                    <w:t xml:space="preserve">Developer Champion – </w:t>
+                  </w:r>
+                  <w:r>
+                    <w:rPr>
+                      <w:rFonts w:ascii="Arial" w:eastAsia="Arial" w:hAnsi="Arial" w:cs="Arial"/>
+                      <w:b/>
+                      <w:bCs/>
+                      <w:color w:val="3B3E42"/>
+                    </w:rPr>
+                    <w:t>Ilantus Technologies Pvt. Ltd.</w:t>
                   </w:r>
                 </w:p>
                 <w:p>
@@ -1763,36 +2212,7 @@
                       <w:rFonts w:ascii="Arial" w:eastAsia="Arial" w:hAnsi="Arial" w:cs="Arial"/>
                       <w:color w:val="3B3E42"/>
                     </w:rPr>
-                    <w:t xml:space="preserve">Started an unregistered WordPress consulting shop </w:t>
-                  </w:r>
-                  <w:r>
-                    <w:rPr>
-                      <w:rFonts w:ascii="Arial" w:eastAsia="Arial" w:hAnsi="Arial" w:cs="Arial"/>
-                      <w:color w:val="3B3E42"/>
-                    </w:rPr>
-                    <w:t xml:space="preserve">with a friend </w:t>
-                  </w:r>
-                  <w:r>
-                    <w:rPr>
-                      <w:rFonts w:ascii="Arial" w:eastAsia="Arial" w:hAnsi="Arial" w:cs="Arial"/>
-                      <w:color w:val="3B3E42"/>
-                    </w:rPr>
-                    <w:t>during the 2</w:t>
-                  </w:r>
-                  <w:r>
-                    <w:rPr>
-                      <w:rFonts w:ascii="Arial" w:eastAsia="Arial" w:hAnsi="Arial" w:cs="Arial"/>
-                      <w:color w:val="3B3E42"/>
-                      <w:vertAlign w:val="superscript"/>
-                    </w:rPr>
-                    <w:t>nd</w:t>
-                  </w:r>
-                  <w:r>
-                    <w:rPr>
-                      <w:rFonts w:ascii="Arial" w:eastAsia="Arial" w:hAnsi="Arial" w:cs="Arial"/>
-                      <w:color w:val="3B3E42"/>
-                    </w:rPr>
-                    <w:t xml:space="preserve"> year of graduation.</w:t>
+                    <w:t>GATE 2011 Qualified.</w:t>
                   </w:r>
                 </w:p>
                 <w:p>
@@ -1813,7 +2233,36 @@
                       <w:rFonts w:ascii="Arial" w:eastAsia="Arial" w:hAnsi="Arial" w:cs="Arial"/>
                       <w:color w:val="3B3E42"/>
                     </w:rPr>
-                    <w:t>Built a CMS from scratch in ASP.Net for my college website as my graduation project.</w:t>
+                    <w:t xml:space="preserve">Started an unregistered WordPress consulting shop </w:t>
+                  </w:r>
+                  <w:r>
+                    <w:rPr>
+                      <w:rFonts w:ascii="Arial" w:eastAsia="Arial" w:hAnsi="Arial" w:cs="Arial"/>
+                      <w:color w:val="3B3E42"/>
+                    </w:rPr>
+                    <w:t xml:space="preserve">with a friend </w:t>
+                  </w:r>
+                  <w:r>
+                    <w:rPr>
+                      <w:rFonts w:ascii="Arial" w:eastAsia="Arial" w:hAnsi="Arial" w:cs="Arial"/>
+                      <w:color w:val="3B3E42"/>
+                    </w:rPr>
+                    <w:t>during the 2</w:t>
+                  </w:r>
+                  <w:r>
+                    <w:rPr>
+                      <w:rFonts w:ascii="Arial" w:eastAsia="Arial" w:hAnsi="Arial" w:cs="Arial"/>
+                      <w:color w:val="3B3E42"/>
+                      <w:vertAlign w:val="superscript"/>
+                    </w:rPr>
+                    <w:t>nd</w:t>
+                  </w:r>
+                  <w:r>
+                    <w:rPr>
+                      <w:rFonts w:ascii="Arial" w:eastAsia="Arial" w:hAnsi="Arial" w:cs="Arial"/>
+                      <w:color w:val="3B3E42"/>
+                    </w:rPr>
+                    <w:t xml:space="preserve"> year of graduation.</w:t>
                   </w:r>
                 </w:p>
                 <w:p>
@@ -1834,6 +2283,27 @@
                       <w:rFonts w:ascii="Arial" w:eastAsia="Arial" w:hAnsi="Arial" w:cs="Arial"/>
                       <w:color w:val="3B3E42"/>
                     </w:rPr>
+                    <w:t>Built a CMS from scratch in ASP.Net for my college website as my graduation project.</w:t>
+                  </w:r>
+                </w:p>
+                <w:p>
+                  <w:pPr>
+                    <w:pStyle w:val="ListParagraph"/>
+                    <w:numPr>
+                      <w:ilvl w:val="1"/>
+                      <w:numId w:val="1"/>
+                    </w:numPr>
+                    <w:spacing w:before="80" w:after="120" w:line="240" w:lineRule="auto"/>
+                    <w:jc w:val="left"/>
+                    <w:rPr>
+                      <w:color w:val="3B3E42"/>
+                    </w:rPr>
+                  </w:pPr>
+                  <w:r>
+                    <w:rPr>
+                      <w:rFonts w:ascii="Arial" w:eastAsia="Arial" w:hAnsi="Arial" w:cs="Arial"/>
+                      <w:color w:val="3B3E42"/>
+                    </w:rPr>
                     <w:t xml:space="preserve">Was the </w:t>
                   </w:r>
                   <w:r>
@@ -1850,7 +2320,23 @@
                       <w:rFonts w:ascii="Arial" w:eastAsia="Arial" w:hAnsi="Arial" w:cs="Arial"/>
                       <w:color w:val="3B3E42"/>
                     </w:rPr>
-                    <w:t xml:space="preserve"> in browser extension category for more than an year.</w:t>
+                    <w:t xml:space="preserve"> in browser extension category for more than </w:t>
+                  </w:r>
+                  <w:proofErr w:type="gramStart"/>
+                  <w:r>
+                    <w:rPr>
+                      <w:rFonts w:ascii="Arial" w:eastAsia="Arial" w:hAnsi="Arial" w:cs="Arial"/>
+                      <w:color w:val="3B3E42"/>
+                    </w:rPr>
+                    <w:t>an</w:t>
+                  </w:r>
+                  <w:proofErr w:type="gramEnd"/>
+                  <w:r>
+                    <w:rPr>
+                      <w:rFonts w:ascii="Arial" w:eastAsia="Arial" w:hAnsi="Arial" w:cs="Arial"/>
+                      <w:color w:val="3B3E42"/>
+                    </w:rPr>
+                    <w:t xml:space="preserve"> year.</w:t>
                   </w:r>
                 </w:p>
                 <w:p>
@@ -2183,6 +2669,7 @@
                       <w:color w:val="3B3E42"/>
                     </w:rPr>
                   </w:pPr>
+                  <w:proofErr w:type="gramStart"/>
                   <w:r>
                     <w:rPr>
                       <w:rFonts w:ascii="Arial" w:hAnsi="Arial" w:cs="Arial"/>
@@ -2199,7 +2686,17 @@
                       <w:bCs/>
                       <w:color w:val="3B3E42"/>
                     </w:rPr>
-                    <w:t xml:space="preserve">.Tech </w:t>
+                    <w:t>.Tech</w:t>
+                  </w:r>
+                  <w:proofErr w:type="gramEnd"/>
+                  <w:r>
+                    <w:rPr>
+                      <w:rFonts w:ascii="Arial" w:hAnsi="Arial" w:cs="Arial"/>
+                      <w:b/>
+                      <w:bCs/>
+                      <w:color w:val="3B3E42"/>
+                    </w:rPr>
+                    <w:t xml:space="preserve"> </w:t>
                   </w:r>
                   <w:r>
                     <w:rPr>
@@ -2285,7 +2782,7 @@
 </file>
 
 <file path=word/endnotes.xml><?xml version="1.0" encoding="utf-8"?>
-<w:endnotes xmlns:wpc="http://schemas.microsoft.com/office/word/2010/wordprocessingCanvas" xmlns:cx="http://schemas.microsoft.com/office/drawing/2014/chartex" xmlns:cx1="http://schemas.microsoft.com/office/drawing/2015/9/8/chartex" xmlns:cx2="http://schemas.microsoft.com/office/drawing/2015/10/21/chartex" xmlns:cx3="http://schemas.microsoft.com/office/drawing/2016/5/9/chartex" xmlns:cx4="http://schemas.microsoft.com/office/drawing/2016/5/10/chartex" xmlns:cx5="http://schemas.microsoft.com/office/drawing/2016/5/11/chartex" xmlns:cx6="http://schemas.microsoft.com/office/drawing/2016/5/12/chartex" xmlns:cx7="http://schemas.microsoft.com/office/drawing/2016/5/13/chartex" xmlns:cx8="http://schemas.microsoft.com/office/drawing/2016/5/14/chartex" xmlns:mc="http://schemas.openxmlformats.org/markup-compatibility/2006" xmlns:aink="http://schemas.microsoft.com/office/drawing/2016/ink" xmlns:am3d="http://schemas.microsoft.com/office/drawing/2017/model3d" xmlns:o="urn:schemas-microsoft-com:office:office" xmlns:oel="http://schemas.microsoft.com/office/2019/extlst" xmlns:r="http://schemas.openxmlformats.org/officeDocument/2006/relationships" xmlns:m="http://schemas.openxmlformats.org/officeDocument/2006/math" xmlns:v="urn:schemas-microsoft-com:vml" xmlns:wp14="http://schemas.microsoft.com/office/word/2010/wordprocessingDrawing" xmlns:wp="http://schemas.openxmlformats.org/drawingml/2006/wordprocessingDrawing" xmlns:w10="urn:schemas-microsoft-com:office:word" xmlns:w="http://schemas.openxmlformats.org/wordprocessingml/2006/main" xmlns:w14="http://schemas.microsoft.com/office/word/2010/wordml" xmlns:w15="http://schemas.microsoft.com/office/word/2012/wordml" xmlns:w16cex="http://schemas.microsoft.com/office/word/2018/wordml/cex" xmlns:w16cid="http://schemas.microsoft.com/office/word/2016/wordml/cid" xmlns:w16="http://schemas.microsoft.com/office/word/2018/wordml" xmlns:w16sdtdh="http://schemas.microsoft.com/office/word/2020/wordml/sdtdatahash" xmlns:w16se="http://schemas.microsoft.com/office/word/2015/wordml/symex" xmlns:wpg="http://schemas.microsoft.com/office/word/2010/wordprocessingGroup" xmlns:wpi="http://schemas.microsoft.com/office/word/2010/wordprocessingInk" xmlns:wne="http://schemas.microsoft.com/office/word/2006/wordml" xmlns:wps="http://schemas.microsoft.com/office/word/2010/wordprocessingShape" mc:Ignorable="w14 w15 w16se w16cid w16 w16cex w16sdtdh wp14">
+<w:endnotes xmlns:wpc="http://schemas.microsoft.com/office/word/2010/wordprocessingCanvas" xmlns:cx="http://schemas.microsoft.com/office/drawing/2014/chartex" xmlns:cx1="http://schemas.microsoft.com/office/drawing/2015/9/8/chartex" xmlns:cx2="http://schemas.microsoft.com/office/drawing/2015/10/21/chartex" xmlns:cx3="http://schemas.microsoft.com/office/drawing/2016/5/9/chartex" xmlns:cx4="http://schemas.microsoft.com/office/drawing/2016/5/10/chartex" xmlns:cx5="http://schemas.microsoft.com/office/drawing/2016/5/11/chartex" xmlns:cx6="http://schemas.microsoft.com/office/drawing/2016/5/12/chartex" xmlns:cx7="http://schemas.microsoft.com/office/drawing/2016/5/13/chartex" xmlns:cx8="http://schemas.microsoft.com/office/drawing/2016/5/14/chartex" xmlns:mc="http://schemas.openxmlformats.org/markup-compatibility/2006" xmlns:aink="http://schemas.microsoft.com/office/drawing/2016/ink" xmlns:am3d="http://schemas.microsoft.com/office/drawing/2017/model3d" xmlns:o="urn:schemas-microsoft-com:office:office" xmlns:oel="http://schemas.microsoft.com/office/2019/extlst" xmlns:r="http://schemas.openxmlformats.org/officeDocument/2006/relationships" xmlns:m="http://schemas.openxmlformats.org/officeDocument/2006/math" xmlns:v="urn:schemas-microsoft-com:vml" xmlns:wp14="http://schemas.microsoft.com/office/word/2010/wordprocessingDrawing" xmlns:wp="http://schemas.openxmlformats.org/drawingml/2006/wordprocessingDrawing" xmlns:w10="urn:schemas-microsoft-com:office:word" xmlns:w="http://schemas.openxmlformats.org/wordprocessingml/2006/main" xmlns:w14="http://schemas.microsoft.com/office/word/2010/wordml" xmlns:w15="http://schemas.microsoft.com/office/word/2012/wordml" xmlns:w16cex="http://schemas.microsoft.com/office/word/2018/wordml/cex" xmlns:w16cid="http://schemas.microsoft.com/office/word/2016/wordml/cid" xmlns:w16="http://schemas.microsoft.com/office/word/2018/wordml" xmlns:w16du="http://schemas.microsoft.com/office/word/2023/wordml/word16du" xmlns:w16sdtdh="http://schemas.microsoft.com/office/word/2020/wordml/sdtdatahash" xmlns:w16sdtfl="http://schemas.microsoft.com/office/word/2024/wordml/sdtformatlock" xmlns:w16se="http://schemas.microsoft.com/office/word/2015/wordml/symex" xmlns:wpg="http://schemas.microsoft.com/office/word/2010/wordprocessingGroup" xmlns:wpi="http://schemas.microsoft.com/office/word/2010/wordprocessingInk" xmlns:wne="http://schemas.microsoft.com/office/word/2006/wordml" xmlns:wps="http://schemas.microsoft.com/office/word/2010/wordprocessingShape" mc:Ignorable="w14 w15 w16se w16cid w16 w16cex w16sdtdh w16sdtfl w16du wp14">
   <w:endnote w:type="separator" w:id="-1">
     <w:p>
       <w:pPr>
@@ -2310,7 +2807,7 @@
 </file>
 
 <file path=word/footnotes.xml><?xml version="1.0" encoding="utf-8"?>
-<w:footnotes xmlns:wpc="http://schemas.microsoft.com/office/word/2010/wordprocessingCanvas" xmlns:cx="http://schemas.microsoft.com/office/drawing/2014/chartex" xmlns:cx1="http://schemas.microsoft.com/office/drawing/2015/9/8/chartex" xmlns:cx2="http://schemas.microsoft.com/office/drawing/2015/10/21/chartex" xmlns:cx3="http://schemas.microsoft.com/office/drawing/2016/5/9/chartex" xmlns:cx4="http://schemas.microsoft.com/office/drawing/2016/5/10/chartex" xmlns:cx5="http://schemas.microsoft.com/office/drawing/2016/5/11/chartex" xmlns:cx6="http://schemas.microsoft.com/office/drawing/2016/5/12/chartex" xmlns:cx7="http://schemas.microsoft.com/office/drawing/2016/5/13/chartex" xmlns:cx8="http://schemas.microsoft.com/office/drawing/2016/5/14/chartex" xmlns:mc="http://schemas.openxmlformats.org/markup-compatibility/2006" xmlns:aink="http://schemas.microsoft.com/office/drawing/2016/ink" xmlns:am3d="http://schemas.microsoft.com/office/drawing/2017/model3d" xmlns:o="urn:schemas-microsoft-com:office:office" xmlns:oel="http://schemas.microsoft.com/office/2019/extlst" xmlns:r="http://schemas.openxmlformats.org/officeDocument/2006/relationships" xmlns:m="http://schemas.openxmlformats.org/officeDocument/2006/math" xmlns:v="urn:schemas-microsoft-com:vml" xmlns:wp14="http://schemas.microsoft.com/office/word/2010/wordprocessingDrawing" xmlns:wp="http://schemas.openxmlformats.org/drawingml/2006/wordprocessingDrawing" xmlns:w10="urn:schemas-microsoft-com:office:word" xmlns:w="http://schemas.openxmlformats.org/wordprocessingml/2006/main" xmlns:w14="http://schemas.microsoft.com/office/word/2010/wordml" xmlns:w15="http://schemas.microsoft.com/office/word/2012/wordml" xmlns:w16cex="http://schemas.microsoft.com/office/word/2018/wordml/cex" xmlns:w16cid="http://schemas.microsoft.com/office/word/2016/wordml/cid" xmlns:w16="http://schemas.microsoft.com/office/word/2018/wordml" xmlns:w16sdtdh="http://schemas.microsoft.com/office/word/2020/wordml/sdtdatahash" xmlns:w16se="http://schemas.microsoft.com/office/word/2015/wordml/symex" xmlns:wpg="http://schemas.microsoft.com/office/word/2010/wordprocessingGroup" xmlns:wpi="http://schemas.microsoft.com/office/word/2010/wordprocessingInk" xmlns:wne="http://schemas.microsoft.com/office/word/2006/wordml" xmlns:wps="http://schemas.microsoft.com/office/word/2010/wordprocessingShape" mc:Ignorable="w14 w15 w16se w16cid w16 w16cex w16sdtdh wp14">
+<w:footnotes xmlns:wpc="http://schemas.microsoft.com/office/word/2010/wordprocessingCanvas" xmlns:cx="http://schemas.microsoft.com/office/drawing/2014/chartex" xmlns:cx1="http://schemas.microsoft.com/office/drawing/2015/9/8/chartex" xmlns:cx2="http://schemas.microsoft.com/office/drawing/2015/10/21/chartex" xmlns:cx3="http://schemas.microsoft.com/office/drawing/2016/5/9/chartex" xmlns:cx4="http://schemas.microsoft.com/office/drawing/2016/5/10/chartex" xmlns:cx5="http://schemas.microsoft.com/office/drawing/2016/5/11/chartex" xmlns:cx6="http://schemas.microsoft.com/office/drawing/2016/5/12/chartex" xmlns:cx7="http://schemas.microsoft.com/office/drawing/2016/5/13/chartex" xmlns:cx8="http://schemas.microsoft.com/office/drawing/2016/5/14/chartex" xmlns:mc="http://schemas.openxmlformats.org/markup-compatibility/2006" xmlns:aink="http://schemas.microsoft.com/office/drawing/2016/ink" xmlns:am3d="http://schemas.microsoft.com/office/drawing/2017/model3d" xmlns:o="urn:schemas-microsoft-com:office:office" xmlns:oel="http://schemas.microsoft.com/office/2019/extlst" xmlns:r="http://schemas.openxmlformats.org/officeDocument/2006/relationships" xmlns:m="http://schemas.openxmlformats.org/officeDocument/2006/math" xmlns:v="urn:schemas-microsoft-com:vml" xmlns:wp14="http://schemas.microsoft.com/office/word/2010/wordprocessingDrawing" xmlns:wp="http://schemas.openxmlformats.org/drawingml/2006/wordprocessingDrawing" xmlns:w10="urn:schemas-microsoft-com:office:word" xmlns:w="http://schemas.openxmlformats.org/wordprocessingml/2006/main" xmlns:w14="http://schemas.microsoft.com/office/word/2010/wordml" xmlns:w15="http://schemas.microsoft.com/office/word/2012/wordml" xmlns:w16cex="http://schemas.microsoft.com/office/word/2018/wordml/cex" xmlns:w16cid="http://schemas.microsoft.com/office/word/2016/wordml/cid" xmlns:w16="http://schemas.microsoft.com/office/word/2018/wordml" xmlns:w16du="http://schemas.microsoft.com/office/word/2023/wordml/word16du" xmlns:w16sdtdh="http://schemas.microsoft.com/office/word/2020/wordml/sdtdatahash" xmlns:w16sdtfl="http://schemas.microsoft.com/office/word/2024/wordml/sdtformatlock" xmlns:w16se="http://schemas.microsoft.com/office/word/2015/wordml/symex" xmlns:wpg="http://schemas.microsoft.com/office/word/2010/wordprocessingGroup" xmlns:wpi="http://schemas.microsoft.com/office/word/2010/wordprocessingInk" xmlns:wne="http://schemas.microsoft.com/office/word/2006/wordml" xmlns:wps="http://schemas.microsoft.com/office/word/2010/wordprocessingShape" mc:Ignorable="w14 w15 w16se w16cid w16 w16cex w16sdtdh w16sdtfl w16du wp14">
   <w:footnote w:type="separator" w:id="-1">
     <w:p>
       <w:pPr>
@@ -2335,7 +2832,7 @@
 </file>
 
 <file path=word/numbering.xml><?xml version="1.0" encoding="utf-8"?>
-<w:numbering xmlns:wpc="http://schemas.microsoft.com/office/word/2010/wordprocessingCanvas" xmlns:cx="http://schemas.microsoft.com/office/drawing/2014/chartex" xmlns:cx1="http://schemas.microsoft.com/office/drawing/2015/9/8/chartex" xmlns:cx2="http://schemas.microsoft.com/office/drawing/2015/10/21/chartex" xmlns:cx3="http://schemas.microsoft.com/office/drawing/2016/5/9/chartex" xmlns:cx4="http://schemas.microsoft.com/office/drawing/2016/5/10/chartex" xmlns:cx5="http://schemas.microsoft.com/office/drawing/2016/5/11/chartex" xmlns:cx6="http://schemas.microsoft.com/office/drawing/2016/5/12/chartex" xmlns:cx7="http://schemas.microsoft.com/office/drawing/2016/5/13/chartex" xmlns:cx8="http://schemas.microsoft.com/office/drawing/2016/5/14/chartex" xmlns:mc="http://schemas.openxmlformats.org/markup-compatibility/2006" xmlns:aink="http://schemas.microsoft.com/office/drawing/2016/ink" xmlns:am3d="http://schemas.microsoft.com/office/drawing/2017/model3d" xmlns:o="urn:schemas-microsoft-com:office:office" xmlns:oel="http://schemas.microsoft.com/office/2019/extlst" xmlns:r="http://schemas.openxmlformats.org/officeDocument/2006/relationships" xmlns:m="http://schemas.openxmlformats.org/officeDocument/2006/math" xmlns:v="urn:schemas-microsoft-com:vml" xmlns:wp14="http://schemas.microsoft.com/office/word/2010/wordprocessingDrawing" xmlns:wp="http://schemas.openxmlformats.org/drawingml/2006/wordprocessingDrawing" xmlns:w10="urn:schemas-microsoft-com:office:word" xmlns:w="http://schemas.openxmlformats.org/wordprocessingml/2006/main" xmlns:w14="http://schemas.microsoft.com/office/word/2010/wordml" xmlns:w15="http://schemas.microsoft.com/office/word/2012/wordml" xmlns:w16cex="http://schemas.microsoft.com/office/word/2018/wordml/cex" xmlns:w16cid="http://schemas.microsoft.com/office/word/2016/wordml/cid" xmlns:w16="http://schemas.microsoft.com/office/word/2018/wordml" xmlns:w16sdtdh="http://schemas.microsoft.com/office/word/2020/wordml/sdtdatahash" xmlns:w16se="http://schemas.microsoft.com/office/word/2015/wordml/symex" xmlns:wpg="http://schemas.microsoft.com/office/word/2010/wordprocessingGroup" xmlns:wpi="http://schemas.microsoft.com/office/word/2010/wordprocessingInk" xmlns:wne="http://schemas.microsoft.com/office/word/2006/wordml" xmlns:wps="http://schemas.microsoft.com/office/word/2010/wordprocessingShape" mc:Ignorable="w14 w15 w16se w16cid w16 w16cex w16sdtdh wp14">
+<w:numbering xmlns:wpc="http://schemas.microsoft.com/office/word/2010/wordprocessingCanvas" xmlns:cx="http://schemas.microsoft.com/office/drawing/2014/chartex" xmlns:cx1="http://schemas.microsoft.com/office/drawing/2015/9/8/chartex" xmlns:cx2="http://schemas.microsoft.com/office/drawing/2015/10/21/chartex" xmlns:cx3="http://schemas.microsoft.com/office/drawing/2016/5/9/chartex" xmlns:cx4="http://schemas.microsoft.com/office/drawing/2016/5/10/chartex" xmlns:cx5="http://schemas.microsoft.com/office/drawing/2016/5/11/chartex" xmlns:cx6="http://schemas.microsoft.com/office/drawing/2016/5/12/chartex" xmlns:cx7="http://schemas.microsoft.com/office/drawing/2016/5/13/chartex" xmlns:cx8="http://schemas.microsoft.com/office/drawing/2016/5/14/chartex" xmlns:mc="http://schemas.openxmlformats.org/markup-compatibility/2006" xmlns:aink="http://schemas.microsoft.com/office/drawing/2016/ink" xmlns:am3d="http://schemas.microsoft.com/office/drawing/2017/model3d" xmlns:o="urn:schemas-microsoft-com:office:office" xmlns:oel="http://schemas.microsoft.com/office/2019/extlst" xmlns:r="http://schemas.openxmlformats.org/officeDocument/2006/relationships" xmlns:m="http://schemas.openxmlformats.org/officeDocument/2006/math" xmlns:v="urn:schemas-microsoft-com:vml" xmlns:wp14="http://schemas.microsoft.com/office/word/2010/wordprocessingDrawing" xmlns:wp="http://schemas.openxmlformats.org/drawingml/2006/wordprocessingDrawing" xmlns:w10="urn:schemas-microsoft-com:office:word" xmlns:w="http://schemas.openxmlformats.org/wordprocessingml/2006/main" xmlns:w14="http://schemas.microsoft.com/office/word/2010/wordml" xmlns:w15="http://schemas.microsoft.com/office/word/2012/wordml" xmlns:w16cex="http://schemas.microsoft.com/office/word/2018/wordml/cex" xmlns:w16cid="http://schemas.microsoft.com/office/word/2016/wordml/cid" xmlns:w16="http://schemas.microsoft.com/office/word/2018/wordml" xmlns:w16du="http://schemas.microsoft.com/office/word/2023/wordml/word16du" xmlns:w16sdtdh="http://schemas.microsoft.com/office/word/2020/wordml/sdtdatahash" xmlns:w16sdtfl="http://schemas.microsoft.com/office/word/2024/wordml/sdtformatlock" xmlns:w16se="http://schemas.microsoft.com/office/word/2015/wordml/symex" xmlns:wpg="http://schemas.microsoft.com/office/word/2010/wordprocessingGroup" xmlns:wpi="http://schemas.microsoft.com/office/word/2010/wordprocessingInk" xmlns:wne="http://schemas.microsoft.com/office/word/2006/wordml" xmlns:wps="http://schemas.microsoft.com/office/word/2010/wordprocessingShape" mc:Ignorable="w14 w15 w16se w16cid w16 w16cex w16sdtdh w16sdtfl w16du wp14">
   <w:abstractNum w:abstractNumId="0" w15:restartNumberingAfterBreak="0">
     <w:nsid w:val="0CDD34EA"/>
     <w:multiLevelType w:val="hybridMultilevel"/>
@@ -3848,7 +4345,7 @@
 </file>
 
 <file path=word/styles.xml><?xml version="1.0" encoding="utf-8"?>
-<w:styles xmlns:mc="http://schemas.openxmlformats.org/markup-compatibility/2006" xmlns:r="http://schemas.openxmlformats.org/officeDocument/2006/relationships" xmlns:w="http://schemas.openxmlformats.org/wordprocessingml/2006/main" xmlns:w14="http://schemas.microsoft.com/office/word/2010/wordml" xmlns:w15="http://schemas.microsoft.com/office/word/2012/wordml" xmlns:w16cex="http://schemas.microsoft.com/office/word/2018/wordml/cex" xmlns:w16cid="http://schemas.microsoft.com/office/word/2016/wordml/cid" xmlns:w16="http://schemas.microsoft.com/office/word/2018/wordml" xmlns:w16sdtdh="http://schemas.microsoft.com/office/word/2020/wordml/sdtdatahash" xmlns:w16se="http://schemas.microsoft.com/office/word/2015/wordml/symex" mc:Ignorable="w14 w15 w16se w16cid w16 w16cex w16sdtdh">
+<w:styles xmlns:mc="http://schemas.openxmlformats.org/markup-compatibility/2006" xmlns:r="http://schemas.openxmlformats.org/officeDocument/2006/relationships" xmlns:w="http://schemas.openxmlformats.org/wordprocessingml/2006/main" xmlns:w14="http://schemas.microsoft.com/office/word/2010/wordml" xmlns:w15="http://schemas.microsoft.com/office/word/2012/wordml" xmlns:w16cex="http://schemas.microsoft.com/office/word/2018/wordml/cex" xmlns:w16cid="http://schemas.microsoft.com/office/word/2016/wordml/cid" xmlns:w16="http://schemas.microsoft.com/office/word/2018/wordml" xmlns:w16du="http://schemas.microsoft.com/office/word/2023/wordml/word16du" xmlns:w16sdtdh="http://schemas.microsoft.com/office/word/2020/wordml/sdtdatahash" xmlns:w16sdtfl="http://schemas.microsoft.com/office/word/2024/wordml/sdtformatlock" xmlns:w16se="http://schemas.microsoft.com/office/word/2015/wordml/symex" mc:Ignorable="w14 w15 w16se w16cid w16 w16cex w16sdtdh w16sdtfl w16du">
   <w:docDefaults>
     <w:rPrDefault>
       <w:rPr>
